--- a/pr-preview/pr-121/notation.docx
+++ b/pr-preview/pr-121/notation.docx
@@ -15,7 +15,7 @@
         <w:pStyle w:val="Date"/>
       </w:pPr>
       <w:r>
-        <w:t xml:space="preserve">Last modified: 2026-10-13 19:36:14 (PDT)</w:t>
+        <w:t xml:space="preserve">Last modified: 2026-10-13 21:02:02 (PDT)</w:t>
       </w:r>
     </w:p>
     <w:p>

--- a/pr-preview/pr-121/notation.docx
+++ b/pr-preview/pr-121/notation.docx
@@ -15,7 +15,7 @@
         <w:pStyle w:val="Date"/>
       </w:pPr>
       <w:r>
-        <w:t xml:space="preserve">Last modified: 2026-10-13 21:02:02 (PDT)</w:t>
+        <w:t xml:space="preserve">Last modified: 2026-10-13 22:26:00 (PDT)</w:t>
       </w:r>
     </w:p>
     <w:p>
@@ -904,7 +904,7 @@
         <w:t xml:space="preserve">.</w:t>
       </w:r>
     </w:p>
-    <w:bookmarkStart w:id="27" w:name="sec-stochastic-probabilistic-random"/>
+    <w:bookmarkStart w:id="28" w:name="sec-stochastic-probabilistic-random"/>
     <w:p>
       <w:pPr>
         <w:pStyle w:val="Heading2"/>
@@ -973,7 +973,7 @@
         <w:t xml:space="preserve">but they carry nuanced technical distinctions.</w:t>
       </w:r>
     </w:p>
-    <w:bookmarkStart w:id="20" w:name="Xb824105725c714fb62d41c87a09d9013ca5949f"/>
+    <w:bookmarkStart w:id="21" w:name="Xb824105725c714fb62d41c87a09d9013ca5949f"/>
     <w:p>
       <w:pPr>
         <w:pStyle w:val="Heading3"/>
@@ -1266,7 +1266,7 @@
       </w:r>
     </w:p>
     <w:bookmarkEnd w:id="14"/>
-    <w:bookmarkStart w:id="16" w:name="def-stochastic-process"/>
+    <w:bookmarkStart w:id="15" w:name="def-stochastic-process"/>
     <w:p>
       <w:pPr>
         <w:pStyle w:val="BodyText"/>
@@ -1306,11 +1306,71 @@
       <w:r>
         <w:t xml:space="preserve">most often a set of times or locations.</w:t>
       </w:r>
+      <w:r>
+        <w:t xml:space="preserve"> </w:t>
+      </w:r>
+      <w:r>
+        <w:t xml:space="preserve">In probability theory,</w:t>
+      </w:r>
+      <w:r>
+        <w:t xml:space="preserve"> </w:t>
+      </w:r>
+      <w:r>
+        <w:t xml:space="preserve">“stochastic process”</w:t>
+      </w:r>
+      <w:r>
+        <w:t xml:space="preserve"> </w:t>
+      </w:r>
+      <w:r>
+        <w:t xml:space="preserve">and</w:t>
+      </w:r>
+      <w:r>
+        <w:t xml:space="preserve"> </w:t>
+      </w:r>
+      <w:r>
+        <w:t xml:space="preserve">“random process”</w:t>
+      </w:r>
+      <w:r>
+        <w:t xml:space="preserve"> </w:t>
+      </w:r>
+      <w:r>
+        <w:t xml:space="preserve">are synonyms</w:t>
+      </w:r>
+      <w:r>
+        <w:t xml:space="preserve"> </w:t>
+      </w:r>
+      <w:r>
+        <w:t xml:space="preserve">(Adler and Taylor 2009; Stirzaker 2005; Kallenberg 2002)</w:t>
+      </w:r>
+      <w:r>
+        <w:t xml:space="preserve">.</w:t>
+      </w:r>
     </w:p>
+    <w:bookmarkEnd w:id="15"/>
+    <w:bookmarkStart w:id="17" w:name="rem-stochastic-process-word"/>
     <w:p>
       <w:pPr>
         <w:pStyle w:val="BodyText"/>
       </w:pPr>
+      <w:r>
+        <w:rPr>
+          <w:i/>
+          <w:iCs/>
+        </w:rPr>
+        <w:t xml:space="preserve">Remark 1</w:t>
+      </w:r>
+      <w:r>
+        <w:t xml:space="preserve"> (The word</w:t>
+      </w:r>
+      <w:r>
+        <w:t xml:space="preserve"> </w:t>
+      </w:r>
+      <w:r>
+        <w:t xml:space="preserve">“stochastic”</w:t>
+      </w:r>
+      <w:r>
+        <w:t xml:space="preserve">). </w:t>
+      </w:r>
       <w:r>
         <w:t xml:space="preserve">The word</w:t>
       </w:r>
@@ -1405,7 +1465,7 @@
       <w:r>
         <w:t xml:space="preserve"> </w:t>
       </w:r>
-      <w:hyperlink r:id="rId15">
+      <w:hyperlink r:id="rId16">
         <w:r>
           <w:rPr>
             <w:rStyle w:val="Hyperlink"/>
@@ -1428,48 +1488,9 @@
       <w:r>
         <w:t xml:space="preserve">rather than for a single variable or event.</w:t>
       </w:r>
-      <w:r>
-        <w:t xml:space="preserve"> </w:t>
-      </w:r>
-      <w:r>
-        <w:t xml:space="preserve">In probability theory,</w:t>
-      </w:r>
-      <w:r>
-        <w:t xml:space="preserve"> </w:t>
-      </w:r>
-      <w:r>
-        <w:t xml:space="preserve">“stochastic process”</w:t>
-      </w:r>
-      <w:r>
-        <w:t xml:space="preserve"> </w:t>
-      </w:r>
-      <w:r>
-        <w:t xml:space="preserve">and</w:t>
-      </w:r>
-      <w:r>
-        <w:t xml:space="preserve"> </w:t>
-      </w:r>
-      <w:r>
-        <w:t xml:space="preserve">“random process”</w:t>
-      </w:r>
-      <w:r>
-        <w:t xml:space="preserve"> </w:t>
-      </w:r>
-      <w:r>
-        <w:t xml:space="preserve">are synonyms</w:t>
-      </w:r>
-      <w:r>
-        <w:t xml:space="preserve"> </w:t>
-      </w:r>
-      <w:r>
-        <w:t xml:space="preserve">(Adler and Taylor 2009; Stirzaker 2005; Kallenberg 2002)</w:t>
-      </w:r>
-      <w:r>
-        <w:t xml:space="preserve">.</w:t>
-      </w:r>
     </w:p>
-    <w:bookmarkEnd w:id="16"/>
-    <w:bookmarkStart w:id="17" w:name="exm-stochastic-process"/>
+    <w:bookmarkEnd w:id="17"/>
+    <w:bookmarkStart w:id="18" w:name="exm-stochastic-process"/>
     <w:p>
       <w:pPr>
         <w:pStyle w:val="BodyText"/>
@@ -1494,8 +1515,8 @@
         <w:t xml:space="preserve">a random variable (the price) indexed by a set (the trading days).</w:t>
       </w:r>
     </w:p>
-    <w:bookmarkEnd w:id="17"/>
-    <w:bookmarkStart w:id="18" w:name="def-probabilistic"/>
+    <w:bookmarkEnd w:id="18"/>
+    <w:bookmarkStart w:id="19" w:name="def-probabilistic"/>
     <w:p>
       <w:pPr>
         <w:pStyle w:val="BodyText"/>
@@ -1560,8 +1581,8 @@
         <w:t xml:space="preserve">not every probabilistic model needs to describe a process evolving in time.</w:t>
       </w:r>
     </w:p>
-    <w:bookmarkEnd w:id="18"/>
-    <w:bookmarkStart w:id="19" w:name="exm-probabilistic"/>
+    <w:bookmarkEnd w:id="19"/>
+    <w:bookmarkStart w:id="20" w:name="exm-probabilistic"/>
     <w:p>
       <w:pPr>
         <w:pStyle w:val="BodyText"/>
@@ -1760,7 +1781,7 @@
         <w:t xml:space="preserve">rather than a process evolving in time.</w:t>
       </w:r>
     </w:p>
-    <w:bookmarkEnd w:id="19"/>
+    <w:bookmarkEnd w:id="20"/>
     <w:p>
       <w:pPr>
         <w:pStyle w:val="BodyText"/>
@@ -1809,8 +1830,8 @@
         <w:t xml:space="preserve">which makes the inference method probabilistic too.</w:t>
       </w:r>
     </w:p>
-    <w:bookmarkEnd w:id="20"/>
-    <w:bookmarkStart w:id="22" w:name="summary-of-usage"/>
+    <w:bookmarkEnd w:id="21"/>
+    <w:bookmarkStart w:id="23" w:name="summary-of-usage"/>
     <w:p>
       <w:pPr>
         <w:pStyle w:val="Heading3"/>
@@ -1832,7 +1853,7 @@
       <w:tr>
         <w:tc>
           <w:tcPr/>
-          <w:bookmarkStart w:id="21" w:name="tbl-random-stochastic-probabilistic"/>
+          <w:bookmarkStart w:id="22" w:name="tbl-random-stochastic-probabilistic"/>
           <w:p>
             <w:pPr>
               <w:jc w:val="center"/>
@@ -2087,7 +2108,7 @@
               </w:tc>
             </w:tr>
           </w:tbl>
-          <w:bookmarkEnd w:id="21"/>
+          <w:bookmarkEnd w:id="22"/>
           <w:p/>
         </w:tc>
       </w:tr>
@@ -2176,8 +2197,8 @@
         <w:t xml:space="preserve">especially to highlight temporal or spatial structure in the modeling.</w:t>
       </w:r>
     </w:p>
-    <w:bookmarkEnd w:id="22"/>
-    <w:bookmarkStart w:id="26" w:name="additional-resources"/>
+    <w:bookmarkEnd w:id="23"/>
+    <w:bookmarkStart w:id="27" w:name="additional-resources"/>
     <w:p>
       <w:pPr>
         <w:pStyle w:val="Heading3"/>
@@ -2226,7 +2247,7 @@
           <w:numId w:val="1002"/>
         </w:numPr>
       </w:pPr>
-      <w:hyperlink r:id="rId23">
+      <w:hyperlink r:id="rId24">
         <w:r>
           <w:rPr>
             <w:rStyle w:val="Hyperlink"/>
@@ -2243,7 +2264,7 @@
           <w:numId w:val="1002"/>
         </w:numPr>
       </w:pPr>
-      <w:hyperlink r:id="rId24">
+      <w:hyperlink r:id="rId25">
         <w:r>
           <w:rPr>
             <w:rStyle w:val="Hyperlink"/>
@@ -2260,7 +2281,7 @@
           <w:numId w:val="1002"/>
         </w:numPr>
       </w:pPr>
-      <w:hyperlink r:id="rId25">
+      <w:hyperlink r:id="rId26">
         <w:r>
           <w:rPr>
             <w:rStyle w:val="Hyperlink"/>
@@ -2269,9 +2290,9 @@
         </w:r>
       </w:hyperlink>
     </w:p>
-    <w:bookmarkEnd w:id="26"/>
     <w:bookmarkEnd w:id="27"/>
-    <w:bookmarkStart w:id="35" w:name="references"/>
+    <w:bookmarkEnd w:id="28"/>
+    <w:bookmarkStart w:id="36" w:name="references"/>
     <w:p>
       <w:pPr>
         <w:pStyle w:val="Heading2"/>
@@ -2280,8 +2301,8 @@
         <w:t xml:space="preserve">References</w:t>
       </w:r>
     </w:p>
-    <w:bookmarkStart w:id="34" w:name="refs"/>
-    <w:bookmarkStart w:id="29" w:name="ref-Adler2009random"/>
+    <w:bookmarkStart w:id="35" w:name="refs"/>
+    <w:bookmarkStart w:id="30" w:name="ref-Adler2009random"/>
     <w:p>
       <w:pPr>
         <w:pStyle w:val="Bibliography"/>
@@ -2305,7 +2326,7 @@
       <w:r>
         <w:t xml:space="preserve"> </w:t>
       </w:r>
-      <w:hyperlink r:id="rId28">
+      <w:hyperlink r:id="rId29">
         <w:r>
           <w:rPr>
             <w:rStyle w:val="Hyperlink"/>
@@ -2317,8 +2338,8 @@
         <w:t xml:space="preserve">.</w:t>
       </w:r>
     </w:p>
-    <w:bookmarkEnd w:id="29"/>
-    <w:bookmarkStart w:id="31" w:name="ref-Kallenberg2002foundations"/>
+    <w:bookmarkEnd w:id="30"/>
+    <w:bookmarkStart w:id="32" w:name="ref-Kallenberg2002foundations"/>
     <w:p>
       <w:pPr>
         <w:pStyle w:val="Bibliography"/>
@@ -2342,7 +2363,7 @@
       <w:r>
         <w:t xml:space="preserve"> </w:t>
       </w:r>
-      <w:hyperlink r:id="rId30">
+      <w:hyperlink r:id="rId31">
         <w:r>
           <w:rPr>
             <w:rStyle w:val="Hyperlink"/>
@@ -2354,8 +2375,8 @@
         <w:t xml:space="preserve">.</w:t>
       </w:r>
     </w:p>
-    <w:bookmarkEnd w:id="31"/>
-    <w:bookmarkStart w:id="33" w:name="ref-Stirzaker2005probability"/>
+    <w:bookmarkEnd w:id="32"/>
+    <w:bookmarkStart w:id="34" w:name="ref-Stirzaker2005probability"/>
     <w:p>
       <w:pPr>
         <w:pStyle w:val="Bibliography"/>
@@ -2379,7 +2400,7 @@
       <w:r>
         <w:t xml:space="preserve"> </w:t>
       </w:r>
-      <w:hyperlink r:id="rId32">
+      <w:hyperlink r:id="rId33">
         <w:r>
           <w:rPr>
             <w:rStyle w:val="Hyperlink"/>
@@ -2391,9 +2412,9 @@
         <w:t xml:space="preserve">.</w:t>
       </w:r>
     </w:p>
-    <w:bookmarkEnd w:id="33"/>
     <w:bookmarkEnd w:id="34"/>
     <w:bookmarkEnd w:id="35"/>
+    <w:bookmarkEnd w:id="36"/>
     <w:sectPr>
       <w:footnotePr>
         <w:numRestart w:val="eachSect"/>

--- a/pr-preview/pr-121/notation.docx
+++ b/pr-preview/pr-121/notation.docx
@@ -15,7 +15,7 @@
         <w:pStyle w:val="Date"/>
       </w:pPr>
       <w:r>
-        <w:t xml:space="preserve">Last modified: 2026-10-13 22:26:00 (PDT)</w:t>
+        <w:t xml:space="preserve">Last modified: 2026-10-13 22:32:51 (PDT)</w:t>
       </w:r>
     </w:p>
     <w:p>
